--- a/docs/PDPL_Audit_Report_Sample.docx
+++ b/docs/PDPL_Audit_Report_Sample.docx
@@ -2,14 +2,6 @@
 <file path=word/document.xml><?xml version="1.0" encoding="utf-8"?>
 <w:document xmlns:wpc="http://schemas.microsoft.com/office/word/2010/wordprocessingCanvas" xmlns:cx="http://schemas.microsoft.com/office/drawing/2014/chartex" xmlns:cx1="http://schemas.microsoft.com/office/drawing/2015/9/8/chartex" xmlns:cx2="http://schemas.microsoft.com/office/drawing/2015/10/21/chartex" xmlns:cx3="http://schemas.microsoft.com/office/drawing/2016/5/9/chartex" xmlns:cx4="http://schemas.microsoft.com/office/drawing/2016/5/10/chartex" xmlns:cx5="http://schemas.microsoft.com/office/drawing/2016/5/11/chartex" xmlns:cx6="http://schemas.microsoft.com/office/drawing/2016/5/12/chartex" xmlns:cx7="http://schemas.microsoft.com/office/drawing/2016/5/13/chartex" xmlns:cx8="http://schemas.microsoft.com/office/drawing/2016/5/14/chartex" xmlns:mc="http://schemas.openxmlformats.org/markup-compatibility/2006" xmlns:aink="http://schemas.microsoft.com/office/drawing/2016/ink" xmlns:am3d="http://schemas.microsoft.com/office/drawing/2017/model3d" xmlns:o="urn:schemas-microsoft-com:office:office" xmlns:oel="http://schemas.microsoft.com/office/2019/extlst" xmlns:r="http://schemas.openxmlformats.org/officeDocument/2006/relationships" xmlns:m="http://schemas.openxmlformats.org/officeDocument/2006/math" xmlns:v="urn:schemas-microsoft-com:vml" xmlns:wp14="http://schemas.microsoft.com/office/word/2010/wordprocessingDrawing" xmlns:wp="http://schemas.openxmlformats.org/drawingml/2006/wordprocessingDrawing" xmlns:w10="urn:schemas-microsoft-com:office:word" xmlns:w="http://schemas.openxmlformats.org/wordprocessingml/2006/main" xmlns:w14="http://schemas.microsoft.com/office/word/2010/wordml" xmlns:w15="http://schemas.microsoft.com/office/word/2012/wordml" xmlns:w16cex="http://schemas.microsoft.com/office/word/2018/wordml/cex" xmlns:w16cid="http://schemas.microsoft.com/office/word/2016/wordml/cid" xmlns:w16="http://schemas.microsoft.com/office/word/2018/wordml" xmlns:w16du="http://schemas.microsoft.com/office/word/2023/wordml/word16du" xmlns:w16sdtdh="http://schemas.microsoft.com/office/word/2020/wordml/sdtdatahash" xmlns:w16sdtfl="http://schemas.microsoft.com/office/word/2024/wordml/sdtformatlock" xmlns:w16se="http://schemas.microsoft.com/office/word/2015/wordml/symex" xmlns:wpg="http://schemas.microsoft.com/office/word/2010/wordprocessingGroup" xmlns:wpi="http://schemas.microsoft.com/office/word/2010/wordprocessingInk" xmlns:wne="http://schemas.microsoft.com/office/word/2006/wordml" xmlns:wps="http://schemas.microsoft.com/office/word/2010/wordprocessingShape" mc:Ignorable="w14 w15 w16se w16cid w16 w16cex w16sdtdh w16sdtfl w16du wp14">
   <w:body>
-    <w:p>
-      <w:pPr>
-        <w:pBdr>
-          <w:bottom w:val="single" w:sz="24" w:space="0" w:color="E8A020"/>
-        </w:pBdr>
-        <w:shd w:val="clear" w:color="auto" w:fill="1B3A6B"/>
-      </w:pPr>
-    </w:p>
     <w:p>
       <w:pPr>
         <w:spacing w:before="600"/>
@@ -67,6 +59,7 @@
     <w:tbl>
       <w:tblPr>
         <w:tblW w:w="7200" w:type="dxa"/>
+        <w:jc w:val="center"/>
         <w:tblBorders>
           <w:top w:val="single" w:sz="4" w:space="0" w:color="auto"/>
           <w:left w:val="single" w:sz="4" w:space="0" w:color="auto"/>
@@ -86,12 +79,9 @@
         <w:gridCol w:w="4800"/>
       </w:tblGrid>
       <w:tr>
-        <w:tblPrEx>
-          <w:tblCellMar>
-            <w:top w:w="0" w:type="dxa"/>
-            <w:bottom w:w="0" w:type="dxa"/>
-          </w:tblCellMar>
-        </w:tblPrEx>
+        <w:trPr>
+          <w:jc w:val="center"/>
+        </w:trPr>
         <w:tc>
           <w:tcPr>
             <w:tcW w:w="2400" w:type="dxa"/>
@@ -152,12 +142,9 @@
         </w:tc>
       </w:tr>
       <w:tr>
-        <w:tblPrEx>
-          <w:tblCellMar>
-            <w:top w:w="0" w:type="dxa"/>
-            <w:bottom w:w="0" w:type="dxa"/>
-          </w:tblCellMar>
-        </w:tblPrEx>
+        <w:trPr>
+          <w:jc w:val="center"/>
+        </w:trPr>
         <w:tc>
           <w:tcPr>
             <w:tcW w:w="2400" w:type="dxa"/>
@@ -218,12 +205,9 @@
         </w:tc>
       </w:tr>
       <w:tr>
-        <w:tblPrEx>
-          <w:tblCellMar>
-            <w:top w:w="0" w:type="dxa"/>
-            <w:bottom w:w="0" w:type="dxa"/>
-          </w:tblCellMar>
-        </w:tblPrEx>
+        <w:trPr>
+          <w:jc w:val="center"/>
+        </w:trPr>
         <w:tc>
           <w:tcPr>
             <w:tcW w:w="2400" w:type="dxa"/>
@@ -284,12 +268,9 @@
         </w:tc>
       </w:tr>
       <w:tr>
-        <w:tblPrEx>
-          <w:tblCellMar>
-            <w:top w:w="0" w:type="dxa"/>
-            <w:bottom w:w="0" w:type="dxa"/>
-          </w:tblCellMar>
-        </w:tblPrEx>
+        <w:trPr>
+          <w:jc w:val="center"/>
+        </w:trPr>
         <w:tc>
           <w:tcPr>
             <w:tcW w:w="2400" w:type="dxa"/>
@@ -350,12 +331,9 @@
         </w:tc>
       </w:tr>
       <w:tr>
-        <w:tblPrEx>
-          <w:tblCellMar>
-            <w:top w:w="0" w:type="dxa"/>
-            <w:bottom w:w="0" w:type="dxa"/>
-          </w:tblCellMar>
-        </w:tblPrEx>
+        <w:trPr>
+          <w:jc w:val="center"/>
+        </w:trPr>
         <w:tc>
           <w:tcPr>
             <w:tcW w:w="2400" w:type="dxa"/>
@@ -416,12 +394,9 @@
         </w:tc>
       </w:tr>
       <w:tr>
-        <w:tblPrEx>
-          <w:tblCellMar>
-            <w:top w:w="0" w:type="dxa"/>
-            <w:bottom w:w="0" w:type="dxa"/>
-          </w:tblCellMar>
-        </w:tblPrEx>
+        <w:trPr>
+          <w:jc w:val="center"/>
+        </w:trPr>
         <w:tc>
           <w:tcPr>
             <w:tcW w:w="2400" w:type="dxa"/>
@@ -476,18 +451,15 @@
                 <w:sz w:val="20"/>
                 <w:szCs w:val="20"/>
               </w:rPr>
-              <w:t>SecureArabia Cybersecurity Consulting</w:t>
+              <w:t>Jupiter Cyber Defence</w:t>
             </w:r>
           </w:p>
         </w:tc>
       </w:tr>
       <w:tr>
-        <w:tblPrEx>
-          <w:tblCellMar>
-            <w:top w:w="0" w:type="dxa"/>
-            <w:bottom w:w="0" w:type="dxa"/>
-          </w:tblCellMar>
-        </w:tblPrEx>
+        <w:trPr>
+          <w:jc w:val="center"/>
+        </w:trPr>
         <w:tc>
           <w:tcPr>
             <w:tcW w:w="2400" w:type="dxa"/>
@@ -542,7 +514,15 @@
                 <w:sz w:val="20"/>
                 <w:szCs w:val="20"/>
               </w:rPr>
-              <w:t>Mohammed Al-Rashidi, CISA, CIPP/E</w:t>
+              <w:t>Syed Moiz Ahmed</w:t>
+            </w:r>
+            <w:r>
+              <w:rPr>
+                <w:color w:val="444444"/>
+                <w:sz w:val="20"/>
+                <w:szCs w:val="20"/>
+              </w:rPr>
+              <w:t>, CISA, CIPP/E</w:t>
             </w:r>
           </w:p>
         </w:tc>
@@ -565,17 +545,7 @@
           <w:sz w:val="18"/>
           <w:szCs w:val="18"/>
         </w:rPr>
-        <w:t>⚠</w:t>
-      </w:r>
-      <w:r>
-        <w:rPr>
-          <w:b/>
-          <w:bCs/>
-          <w:color w:val="C0392B"/>
-          <w:sz w:val="18"/>
-          <w:szCs w:val="18"/>
-        </w:rPr>
-        <w:t xml:space="preserve">  CONFIDENTIAL — FOR AUTHORIZED RECIPIENTS ONLY</w:t>
+        <w:t>⚠  CONFIDENTIAL — FOR AUTHORIZED RECIPIENTS ONLY</w:t>
       </w:r>
     </w:p>
     <w:p>
@@ -585,28 +555,13 @@
     </w:p>
     <w:p>
       <w:pPr>
-        <w:pStyle w:val="Heading1"/>
-        <w:shd w:val="clear" w:color="auto" w:fill="1B3A6B"/>
-        <w:ind w:left="200" w:right="200"/>
-      </w:pPr>
-      <w:r>
-        <w:lastRenderedPageBreak/>
-        <w:t>1. Executive Summary</w:t>
-      </w:r>
-    </w:p>
-    <w:p>
-      <w:pPr>
-        <w:spacing w:before="120"/>
-      </w:pPr>
-    </w:p>
-    <w:p>
-      <w:pPr>
         <w:pStyle w:val="Heading2"/>
         <w:pBdr>
           <w:bottom w:val="single" w:sz="4" w:space="4" w:color="2E5FA3"/>
         </w:pBdr>
       </w:pPr>
       <w:r>
+        <w:lastRenderedPageBreak/>
         <w:t>1.1  Engagement Overview</w:t>
       </w:r>
     </w:p>
@@ -618,25 +573,34 @@
         <w:rPr>
           <w:color w:val="444444"/>
         </w:rPr>
-        <w:t xml:space="preserve">SecureArabia Cybersecurity Consulting was engaged by </w:t>
-      </w:r>
-      <w:r>
-        <w:rPr>
-          <w:color w:val="444444"/>
-        </w:rPr>
         <w:t>Jupiter Cyber Defence</w:t>
       </w:r>
       <w:r>
         <w:rPr>
           <w:color w:val="444444"/>
         </w:rPr>
-        <w:t>. to conduct a comprehensive PDPL compliance audit in accordance with the Kingdom of Saudi Arabia's Personal Data Protection Law (PDPL), issued by Royal Decree No. M/19 and enforced by the Saudi Data &amp; AI Authority (SDAIA). The objective was to assess the organization's current data protection posture, identify compliance gaps, and provide a prioritized remediation roadmap.</w:t>
+        <w:t xml:space="preserve"> was engaged by </w:t>
       </w:r>
-    </w:p>
-    <w:p>
-      <w:pPr>
-        <w:spacing w:before="80"/>
-      </w:pPr>
+      <w:r>
+        <w:rPr>
+          <w:color w:val="444444"/>
+          <w:sz w:val="20"/>
+          <w:szCs w:val="20"/>
+        </w:rPr>
+        <w:t>Al-Noor Trading Co. Ltd</w:t>
+      </w:r>
+      <w:r>
+        <w:rPr>
+          <w:color w:val="444444"/>
+        </w:rPr>
+        <w:t xml:space="preserve"> </w:t>
+      </w:r>
+      <w:r>
+        <w:rPr>
+          <w:color w:val="444444"/>
+        </w:rPr>
+        <w:t>to conduct a comprehensive PDPL compliance audit in accordance with the Kingdom of Saudi Arabia's Personal Data Protection Law (PDPL), issued by Royal Decree No. M/19 and enforced by the Saudi Data &amp; AI Authority (SDAIA). The objective was to assess the organization's current data protection posture, identify compliance gaps, and provide a prioritized remediation roadmap.</w:t>
+      </w:r>
     </w:p>
     <w:p>
       <w:pPr>
@@ -678,12 +642,6 @@
         <w:gridCol w:w="2340"/>
       </w:tblGrid>
       <w:tr>
-        <w:tblPrEx>
-          <w:tblCellMar>
-            <w:top w:w="0" w:type="dxa"/>
-            <w:bottom w:w="0" w:type="dxa"/>
-          </w:tblCellMar>
-        </w:tblPrEx>
         <w:tc>
           <w:tcPr>
             <w:tcW w:w="2340" w:type="dxa"/>
@@ -874,11 +832,6 @@
         </w:tc>
       </w:tr>
     </w:tbl>
-    <w:p>
-      <w:pPr>
-        <w:spacing w:before="160"/>
-      </w:pPr>
-    </w:p>
     <w:p>
       <w:pPr>
         <w:pStyle w:val="Heading2"/>
@@ -931,12 +884,6 @@
         <w:gridCol w:w="1394"/>
       </w:tblGrid>
       <w:tr>
-        <w:tblPrEx>
-          <w:tblCellMar>
-            <w:top w:w="0" w:type="dxa"/>
-            <w:bottom w:w="0" w:type="dxa"/>
-          </w:tblCellMar>
-        </w:tblPrEx>
         <w:trPr>
           <w:tblHeader/>
         </w:trPr>
@@ -1107,12 +1054,6 @@
         </w:tc>
       </w:tr>
       <w:tr>
-        <w:tblPrEx>
-          <w:tblCellMar>
-            <w:top w:w="0" w:type="dxa"/>
-            <w:bottom w:w="0" w:type="dxa"/>
-          </w:tblCellMar>
-        </w:tblPrEx>
         <w:tc>
           <w:tcPr>
             <w:tcW w:w="400" w:type="dxa"/>
@@ -1269,12 +1210,6 @@
         </w:tc>
       </w:tr>
       <w:tr>
-        <w:tblPrEx>
-          <w:tblCellMar>
-            <w:top w:w="0" w:type="dxa"/>
-            <w:bottom w:w="0" w:type="dxa"/>
-          </w:tblCellMar>
-        </w:tblPrEx>
         <w:tc>
           <w:tcPr>
             <w:tcW w:w="400" w:type="dxa"/>
@@ -1431,12 +1366,6 @@
         </w:tc>
       </w:tr>
       <w:tr>
-        <w:tblPrEx>
-          <w:tblCellMar>
-            <w:top w:w="0" w:type="dxa"/>
-            <w:bottom w:w="0" w:type="dxa"/>
-          </w:tblCellMar>
-        </w:tblPrEx>
         <w:tc>
           <w:tcPr>
             <w:tcW w:w="400" w:type="dxa"/>
@@ -1593,12 +1522,6 @@
         </w:tc>
       </w:tr>
       <w:tr>
-        <w:tblPrEx>
-          <w:tblCellMar>
-            <w:top w:w="0" w:type="dxa"/>
-            <w:bottom w:w="0" w:type="dxa"/>
-          </w:tblCellMar>
-        </w:tblPrEx>
         <w:tc>
           <w:tcPr>
             <w:tcW w:w="400" w:type="dxa"/>
@@ -1755,12 +1678,6 @@
         </w:tc>
       </w:tr>
       <w:tr>
-        <w:tblPrEx>
-          <w:tblCellMar>
-            <w:top w:w="0" w:type="dxa"/>
-            <w:bottom w:w="0" w:type="dxa"/>
-          </w:tblCellMar>
-        </w:tblPrEx>
         <w:tc>
           <w:tcPr>
             <w:tcW w:w="400" w:type="dxa"/>
@@ -1917,12 +1834,6 @@
         </w:tc>
       </w:tr>
       <w:tr>
-        <w:tblPrEx>
-          <w:tblCellMar>
-            <w:top w:w="0" w:type="dxa"/>
-            <w:bottom w:w="0" w:type="dxa"/>
-          </w:tblCellMar>
-        </w:tblPrEx>
         <w:tc>
           <w:tcPr>
             <w:tcW w:w="400" w:type="dxa"/>
@@ -2079,12 +1990,6 @@
         </w:tc>
       </w:tr>
       <w:tr>
-        <w:tblPrEx>
-          <w:tblCellMar>
-            <w:top w:w="0" w:type="dxa"/>
-            <w:bottom w:w="0" w:type="dxa"/>
-          </w:tblCellMar>
-        </w:tblPrEx>
         <w:tc>
           <w:tcPr>
             <w:tcW w:w="400" w:type="dxa"/>
@@ -2241,12 +2146,6 @@
         </w:tc>
       </w:tr>
       <w:tr>
-        <w:tblPrEx>
-          <w:tblCellMar>
-            <w:top w:w="0" w:type="dxa"/>
-            <w:bottom w:w="0" w:type="dxa"/>
-          </w:tblCellMar>
-        </w:tblPrEx>
         <w:tc>
           <w:tcPr>
             <w:tcW w:w="400" w:type="dxa"/>
@@ -2403,12 +2302,6 @@
         </w:tc>
       </w:tr>
       <w:tr>
-        <w:tblPrEx>
-          <w:tblCellMar>
-            <w:top w:w="0" w:type="dxa"/>
-            <w:bottom w:w="0" w:type="dxa"/>
-          </w:tblCellMar>
-        </w:tblPrEx>
         <w:tc>
           <w:tcPr>
             <w:tcW w:w="400" w:type="dxa"/>
@@ -2565,12 +2458,6 @@
         </w:tc>
       </w:tr>
       <w:tr>
-        <w:tblPrEx>
-          <w:tblCellMar>
-            <w:top w:w="0" w:type="dxa"/>
-            <w:bottom w:w="0" w:type="dxa"/>
-          </w:tblCellMar>
-        </w:tblPrEx>
         <w:tc>
           <w:tcPr>
             <w:tcW w:w="400" w:type="dxa"/>
@@ -2598,7 +2485,6 @@
                 <w:sz w:val="19"/>
                 <w:szCs w:val="19"/>
               </w:rPr>
-              <w:lastRenderedPageBreak/>
               <w:t>F-10</w:t>
             </w:r>
           </w:p>
@@ -2737,7 +2623,7 @@
       <w:pPr>
         <w:pStyle w:val="Heading1"/>
         <w:shd w:val="clear" w:color="auto" w:fill="1B3A6B"/>
-        <w:ind w:left="200" w:right="200"/>
+        <w:ind w:right="200"/>
       </w:pPr>
       <w:r>
         <w:lastRenderedPageBreak/>
@@ -2923,12 +2809,6 @@
         <w:gridCol w:w="6160"/>
       </w:tblGrid>
       <w:tr>
-        <w:tblPrEx>
-          <w:tblCellMar>
-            <w:top w:w="0" w:type="dxa"/>
-            <w:bottom w:w="0" w:type="dxa"/>
-          </w:tblCellMar>
-        </w:tblPrEx>
         <w:trPr>
           <w:tblHeader/>
         </w:trPr>
@@ -3024,12 +2904,6 @@
         </w:tc>
       </w:tr>
       <w:tr>
-        <w:tblPrEx>
-          <w:tblCellMar>
-            <w:top w:w="0" w:type="dxa"/>
-            <w:bottom w:w="0" w:type="dxa"/>
-          </w:tblCellMar>
-        </w:tblPrEx>
         <w:tc>
           <w:tcPr>
             <w:tcW w:w="1200" w:type="dxa"/>
@@ -3116,12 +2990,6 @@
         </w:tc>
       </w:tr>
       <w:tr>
-        <w:tblPrEx>
-          <w:tblCellMar>
-            <w:top w:w="0" w:type="dxa"/>
-            <w:bottom w:w="0" w:type="dxa"/>
-          </w:tblCellMar>
-        </w:tblPrEx>
         <w:tc>
           <w:tcPr>
             <w:tcW w:w="1200" w:type="dxa"/>
@@ -3208,12 +3076,6 @@
         </w:tc>
       </w:tr>
       <w:tr>
-        <w:tblPrEx>
-          <w:tblCellMar>
-            <w:top w:w="0" w:type="dxa"/>
-            <w:bottom w:w="0" w:type="dxa"/>
-          </w:tblCellMar>
-        </w:tblPrEx>
         <w:tc>
           <w:tcPr>
             <w:tcW w:w="1200" w:type="dxa"/>
@@ -3300,12 +3162,6 @@
         </w:tc>
       </w:tr>
       <w:tr>
-        <w:tblPrEx>
-          <w:tblCellMar>
-            <w:top w:w="0" w:type="dxa"/>
-            <w:bottom w:w="0" w:type="dxa"/>
-          </w:tblCellMar>
-        </w:tblPrEx>
         <w:tc>
           <w:tcPr>
             <w:tcW w:w="1200" w:type="dxa"/>
@@ -3401,7 +3257,7 @@
       <w:pPr>
         <w:pStyle w:val="Heading1"/>
         <w:shd w:val="clear" w:color="auto" w:fill="1B3A6B"/>
-        <w:ind w:left="200" w:right="200"/>
+        <w:ind w:right="200"/>
       </w:pPr>
       <w:r>
         <w:lastRenderedPageBreak/>
@@ -3438,12 +3294,6 @@
         <w:gridCol w:w="1600"/>
       </w:tblGrid>
       <w:tr>
-        <w:tblPrEx>
-          <w:tblCellMar>
-            <w:top w:w="0" w:type="dxa"/>
-            <w:bottom w:w="0" w:type="dxa"/>
-          </w:tblCellMar>
-        </w:tblPrEx>
         <w:tc>
           <w:tcPr>
             <w:tcW w:w="9360" w:type="dxa"/>
@@ -3483,12 +3333,6 @@
         </w:tc>
       </w:tr>
       <w:tr>
-        <w:tblPrEx>
-          <w:tblCellMar>
-            <w:top w:w="0" w:type="dxa"/>
-            <w:bottom w:w="0" w:type="dxa"/>
-          </w:tblCellMar>
-        </w:tblPrEx>
         <w:tc>
           <w:tcPr>
             <w:tcW w:w="1800" w:type="dxa"/>
@@ -3693,12 +3537,6 @@
         </w:tc>
       </w:tr>
       <w:tr>
-        <w:tblPrEx>
-          <w:tblCellMar>
-            <w:top w:w="0" w:type="dxa"/>
-            <w:bottom w:w="0" w:type="dxa"/>
-          </w:tblCellMar>
-        </w:tblPrEx>
         <w:tc>
           <w:tcPr>
             <w:tcW w:w="9360" w:type="dxa"/>
@@ -3732,12 +3570,6 @@
         </w:tc>
       </w:tr>
       <w:tr>
-        <w:tblPrEx>
-          <w:tblCellMar>
-            <w:top w:w="0" w:type="dxa"/>
-            <w:bottom w:w="0" w:type="dxa"/>
-          </w:tblCellMar>
-        </w:tblPrEx>
         <w:tc>
           <w:tcPr>
             <w:tcW w:w="9360" w:type="dxa"/>
@@ -3769,12 +3601,6 @@
         </w:tc>
       </w:tr>
       <w:tr>
-        <w:tblPrEx>
-          <w:tblCellMar>
-            <w:top w:w="0" w:type="dxa"/>
-            <w:bottom w:w="0" w:type="dxa"/>
-          </w:tblCellMar>
-        </w:tblPrEx>
         <w:tc>
           <w:tcPr>
             <w:tcW w:w="9360" w:type="dxa"/>
@@ -3808,12 +3634,6 @@
         </w:tc>
       </w:tr>
       <w:tr>
-        <w:tblPrEx>
-          <w:tblCellMar>
-            <w:top w:w="0" w:type="dxa"/>
-            <w:bottom w:w="0" w:type="dxa"/>
-          </w:tblCellMar>
-        </w:tblPrEx>
         <w:tc>
           <w:tcPr>
             <w:tcW w:w="9360" w:type="dxa"/>
@@ -3875,12 +3695,6 @@
         <w:gridCol w:w="1600"/>
       </w:tblGrid>
       <w:tr>
-        <w:tblPrEx>
-          <w:tblCellMar>
-            <w:top w:w="0" w:type="dxa"/>
-            <w:bottom w:w="0" w:type="dxa"/>
-          </w:tblCellMar>
-        </w:tblPrEx>
         <w:tc>
           <w:tcPr>
             <w:tcW w:w="9360" w:type="dxa"/>
@@ -3920,12 +3734,6 @@
         </w:tc>
       </w:tr>
       <w:tr>
-        <w:tblPrEx>
-          <w:tblCellMar>
-            <w:top w:w="0" w:type="dxa"/>
-            <w:bottom w:w="0" w:type="dxa"/>
-          </w:tblCellMar>
-        </w:tblPrEx>
         <w:tc>
           <w:tcPr>
             <w:tcW w:w="1800" w:type="dxa"/>
@@ -4130,12 +3938,6 @@
         </w:tc>
       </w:tr>
       <w:tr>
-        <w:tblPrEx>
-          <w:tblCellMar>
-            <w:top w:w="0" w:type="dxa"/>
-            <w:bottom w:w="0" w:type="dxa"/>
-          </w:tblCellMar>
-        </w:tblPrEx>
         <w:tc>
           <w:tcPr>
             <w:tcW w:w="9360" w:type="dxa"/>
@@ -4169,12 +3971,6 @@
         </w:tc>
       </w:tr>
       <w:tr>
-        <w:tblPrEx>
-          <w:tblCellMar>
-            <w:top w:w="0" w:type="dxa"/>
-            <w:bottom w:w="0" w:type="dxa"/>
-          </w:tblCellMar>
-        </w:tblPrEx>
         <w:tc>
           <w:tcPr>
             <w:tcW w:w="9360" w:type="dxa"/>
@@ -4206,12 +4002,6 @@
         </w:tc>
       </w:tr>
       <w:tr>
-        <w:tblPrEx>
-          <w:tblCellMar>
-            <w:top w:w="0" w:type="dxa"/>
-            <w:bottom w:w="0" w:type="dxa"/>
-          </w:tblCellMar>
-        </w:tblPrEx>
         <w:tc>
           <w:tcPr>
             <w:tcW w:w="9360" w:type="dxa"/>
@@ -4245,12 +4035,6 @@
         </w:tc>
       </w:tr>
       <w:tr>
-        <w:tblPrEx>
-          <w:tblCellMar>
-            <w:top w:w="0" w:type="dxa"/>
-            <w:bottom w:w="0" w:type="dxa"/>
-          </w:tblCellMar>
-        </w:tblPrEx>
         <w:tc>
           <w:tcPr>
             <w:tcW w:w="9360" w:type="dxa"/>
@@ -4312,12 +4096,6 @@
         <w:gridCol w:w="1600"/>
       </w:tblGrid>
       <w:tr>
-        <w:tblPrEx>
-          <w:tblCellMar>
-            <w:top w:w="0" w:type="dxa"/>
-            <w:bottom w:w="0" w:type="dxa"/>
-          </w:tblCellMar>
-        </w:tblPrEx>
         <w:tc>
           <w:tcPr>
             <w:tcW w:w="9360" w:type="dxa"/>
@@ -4357,12 +4135,6 @@
         </w:tc>
       </w:tr>
       <w:tr>
-        <w:tblPrEx>
-          <w:tblCellMar>
-            <w:top w:w="0" w:type="dxa"/>
-            <w:bottom w:w="0" w:type="dxa"/>
-          </w:tblCellMar>
-        </w:tblPrEx>
         <w:tc>
           <w:tcPr>
             <w:tcW w:w="1800" w:type="dxa"/>
@@ -4567,12 +4339,6 @@
         </w:tc>
       </w:tr>
       <w:tr>
-        <w:tblPrEx>
-          <w:tblCellMar>
-            <w:top w:w="0" w:type="dxa"/>
-            <w:bottom w:w="0" w:type="dxa"/>
-          </w:tblCellMar>
-        </w:tblPrEx>
         <w:tc>
           <w:tcPr>
             <w:tcW w:w="9360" w:type="dxa"/>
@@ -4606,12 +4372,6 @@
         </w:tc>
       </w:tr>
       <w:tr>
-        <w:tblPrEx>
-          <w:tblCellMar>
-            <w:top w:w="0" w:type="dxa"/>
-            <w:bottom w:w="0" w:type="dxa"/>
-          </w:tblCellMar>
-        </w:tblPrEx>
         <w:tc>
           <w:tcPr>
             <w:tcW w:w="9360" w:type="dxa"/>
@@ -4643,12 +4403,6 @@
         </w:tc>
       </w:tr>
       <w:tr>
-        <w:tblPrEx>
-          <w:tblCellMar>
-            <w:top w:w="0" w:type="dxa"/>
-            <w:bottom w:w="0" w:type="dxa"/>
-          </w:tblCellMar>
-        </w:tblPrEx>
         <w:tc>
           <w:tcPr>
             <w:tcW w:w="9360" w:type="dxa"/>
@@ -4682,12 +4436,6 @@
         </w:tc>
       </w:tr>
       <w:tr>
-        <w:tblPrEx>
-          <w:tblCellMar>
-            <w:top w:w="0" w:type="dxa"/>
-            <w:bottom w:w="0" w:type="dxa"/>
-          </w:tblCellMar>
-        </w:tblPrEx>
         <w:tc>
           <w:tcPr>
             <w:tcW w:w="9360" w:type="dxa"/>
@@ -4749,12 +4497,6 @@
         <w:gridCol w:w="1600"/>
       </w:tblGrid>
       <w:tr>
-        <w:tblPrEx>
-          <w:tblCellMar>
-            <w:top w:w="0" w:type="dxa"/>
-            <w:bottom w:w="0" w:type="dxa"/>
-          </w:tblCellMar>
-        </w:tblPrEx>
         <w:tc>
           <w:tcPr>
             <w:tcW w:w="9360" w:type="dxa"/>
@@ -4795,12 +4537,6 @@
         </w:tc>
       </w:tr>
       <w:tr>
-        <w:tblPrEx>
-          <w:tblCellMar>
-            <w:top w:w="0" w:type="dxa"/>
-            <w:bottom w:w="0" w:type="dxa"/>
-          </w:tblCellMar>
-        </w:tblPrEx>
         <w:tc>
           <w:tcPr>
             <w:tcW w:w="1800" w:type="dxa"/>
@@ -5005,12 +4741,6 @@
         </w:tc>
       </w:tr>
       <w:tr>
-        <w:tblPrEx>
-          <w:tblCellMar>
-            <w:top w:w="0" w:type="dxa"/>
-            <w:bottom w:w="0" w:type="dxa"/>
-          </w:tblCellMar>
-        </w:tblPrEx>
         <w:tc>
           <w:tcPr>
             <w:tcW w:w="9360" w:type="dxa"/>
@@ -5044,12 +4774,6 @@
         </w:tc>
       </w:tr>
       <w:tr>
-        <w:tblPrEx>
-          <w:tblCellMar>
-            <w:top w:w="0" w:type="dxa"/>
-            <w:bottom w:w="0" w:type="dxa"/>
-          </w:tblCellMar>
-        </w:tblPrEx>
         <w:tc>
           <w:tcPr>
             <w:tcW w:w="9360" w:type="dxa"/>
@@ -5081,12 +4805,6 @@
         </w:tc>
       </w:tr>
       <w:tr>
-        <w:tblPrEx>
-          <w:tblCellMar>
-            <w:top w:w="0" w:type="dxa"/>
-            <w:bottom w:w="0" w:type="dxa"/>
-          </w:tblCellMar>
-        </w:tblPrEx>
         <w:tc>
           <w:tcPr>
             <w:tcW w:w="9360" w:type="dxa"/>
@@ -5120,12 +4838,6 @@
         </w:tc>
       </w:tr>
       <w:tr>
-        <w:tblPrEx>
-          <w:tblCellMar>
-            <w:top w:w="0" w:type="dxa"/>
-            <w:bottom w:w="0" w:type="dxa"/>
-          </w:tblCellMar>
-        </w:tblPrEx>
         <w:tc>
           <w:tcPr>
             <w:tcW w:w="9360" w:type="dxa"/>
@@ -5187,12 +4899,6 @@
         <w:gridCol w:w="1600"/>
       </w:tblGrid>
       <w:tr>
-        <w:tblPrEx>
-          <w:tblCellMar>
-            <w:top w:w="0" w:type="dxa"/>
-            <w:bottom w:w="0" w:type="dxa"/>
-          </w:tblCellMar>
-        </w:tblPrEx>
         <w:tc>
           <w:tcPr>
             <w:tcW w:w="9360" w:type="dxa"/>
@@ -5232,12 +4938,6 @@
         </w:tc>
       </w:tr>
       <w:tr>
-        <w:tblPrEx>
-          <w:tblCellMar>
-            <w:top w:w="0" w:type="dxa"/>
-            <w:bottom w:w="0" w:type="dxa"/>
-          </w:tblCellMar>
-        </w:tblPrEx>
         <w:tc>
           <w:tcPr>
             <w:tcW w:w="1800" w:type="dxa"/>
@@ -5442,12 +5142,6 @@
         </w:tc>
       </w:tr>
       <w:tr>
-        <w:tblPrEx>
-          <w:tblCellMar>
-            <w:top w:w="0" w:type="dxa"/>
-            <w:bottom w:w="0" w:type="dxa"/>
-          </w:tblCellMar>
-        </w:tblPrEx>
         <w:tc>
           <w:tcPr>
             <w:tcW w:w="9360" w:type="dxa"/>
@@ -5481,12 +5175,6 @@
         </w:tc>
       </w:tr>
       <w:tr>
-        <w:tblPrEx>
-          <w:tblCellMar>
-            <w:top w:w="0" w:type="dxa"/>
-            <w:bottom w:w="0" w:type="dxa"/>
-          </w:tblCellMar>
-        </w:tblPrEx>
         <w:tc>
           <w:tcPr>
             <w:tcW w:w="9360" w:type="dxa"/>
@@ -5518,12 +5206,6 @@
         </w:tc>
       </w:tr>
       <w:tr>
-        <w:tblPrEx>
-          <w:tblCellMar>
-            <w:top w:w="0" w:type="dxa"/>
-            <w:bottom w:w="0" w:type="dxa"/>
-          </w:tblCellMar>
-        </w:tblPrEx>
         <w:tc>
           <w:tcPr>
             <w:tcW w:w="9360" w:type="dxa"/>
@@ -5557,12 +5239,6 @@
         </w:tc>
       </w:tr>
       <w:tr>
-        <w:tblPrEx>
-          <w:tblCellMar>
-            <w:top w:w="0" w:type="dxa"/>
-            <w:bottom w:w="0" w:type="dxa"/>
-          </w:tblCellMar>
-        </w:tblPrEx>
         <w:tc>
           <w:tcPr>
             <w:tcW w:w="9360" w:type="dxa"/>
@@ -5649,20 +5325,14 @@
         <w:tblLook w:val="04A0" w:firstRow="1" w:lastRow="0" w:firstColumn="1" w:lastColumn="0" w:noHBand="0" w:noVBand="1"/>
       </w:tblPr>
       <w:tblGrid>
-        <w:gridCol w:w="507"/>
-        <w:gridCol w:w="3102"/>
-        <w:gridCol w:w="1399"/>
+        <w:gridCol w:w="508"/>
+        <w:gridCol w:w="3108"/>
         <w:gridCol w:w="1388"/>
-        <w:gridCol w:w="1579"/>
-        <w:gridCol w:w="1385"/>
+        <w:gridCol w:w="1389"/>
+        <w:gridCol w:w="1581"/>
+        <w:gridCol w:w="1386"/>
       </w:tblGrid>
       <w:tr>
-        <w:tblPrEx>
-          <w:tblCellMar>
-            <w:top w:w="0" w:type="dxa"/>
-            <w:bottom w:w="0" w:type="dxa"/>
-          </w:tblCellMar>
-        </w:tblPrEx>
         <w:trPr>
           <w:tblHeader/>
         </w:trPr>
@@ -5866,12 +5536,6 @@
         </w:tc>
       </w:tr>
       <w:tr>
-        <w:tblPrEx>
-          <w:tblCellMar>
-            <w:top w:w="0" w:type="dxa"/>
-            <w:bottom w:w="0" w:type="dxa"/>
-          </w:tblCellMar>
-        </w:tblPrEx>
         <w:tc>
           <w:tcPr>
             <w:tcW w:w="400" w:type="dxa"/>
@@ -6045,12 +5709,6 @@
         </w:tc>
       </w:tr>
       <w:tr>
-        <w:tblPrEx>
-          <w:tblCellMar>
-            <w:top w:w="0" w:type="dxa"/>
-            <w:bottom w:w="0" w:type="dxa"/>
-          </w:tblCellMar>
-        </w:tblPrEx>
         <w:tc>
           <w:tcPr>
             <w:tcW w:w="400" w:type="dxa"/>
@@ -6224,12 +5882,6 @@
         </w:tc>
       </w:tr>
       <w:tr>
-        <w:tblPrEx>
-          <w:tblCellMar>
-            <w:top w:w="0" w:type="dxa"/>
-            <w:bottom w:w="0" w:type="dxa"/>
-          </w:tblCellMar>
-        </w:tblPrEx>
         <w:tc>
           <w:tcPr>
             <w:tcW w:w="400" w:type="dxa"/>
@@ -6403,12 +6055,6 @@
         </w:tc>
       </w:tr>
       <w:tr>
-        <w:tblPrEx>
-          <w:tblCellMar>
-            <w:top w:w="0" w:type="dxa"/>
-            <w:bottom w:w="0" w:type="dxa"/>
-          </w:tblCellMar>
-        </w:tblPrEx>
         <w:tc>
           <w:tcPr>
             <w:tcW w:w="400" w:type="dxa"/>
@@ -6582,12 +6228,6 @@
         </w:tc>
       </w:tr>
       <w:tr>
-        <w:tblPrEx>
-          <w:tblCellMar>
-            <w:top w:w="0" w:type="dxa"/>
-            <w:bottom w:w="0" w:type="dxa"/>
-          </w:tblCellMar>
-        </w:tblPrEx>
         <w:tc>
           <w:tcPr>
             <w:tcW w:w="400" w:type="dxa"/>
@@ -6761,12 +6401,6 @@
         </w:tc>
       </w:tr>
       <w:tr>
-        <w:tblPrEx>
-          <w:tblCellMar>
-            <w:top w:w="0" w:type="dxa"/>
-            <w:bottom w:w="0" w:type="dxa"/>
-          </w:tblCellMar>
-        </w:tblPrEx>
         <w:tc>
           <w:tcPr>
             <w:tcW w:w="400" w:type="dxa"/>
@@ -6940,12 +6574,6 @@
         </w:tc>
       </w:tr>
       <w:tr>
-        <w:tblPrEx>
-          <w:tblCellMar>
-            <w:top w:w="0" w:type="dxa"/>
-            <w:bottom w:w="0" w:type="dxa"/>
-          </w:tblCellMar>
-        </w:tblPrEx>
         <w:tc>
           <w:tcPr>
             <w:tcW w:w="400" w:type="dxa"/>
@@ -7119,12 +6747,6 @@
         </w:tc>
       </w:tr>
       <w:tr>
-        <w:tblPrEx>
-          <w:tblCellMar>
-            <w:top w:w="0" w:type="dxa"/>
-            <w:bottom w:w="0" w:type="dxa"/>
-          </w:tblCellMar>
-        </w:tblPrEx>
         <w:tc>
           <w:tcPr>
             <w:tcW w:w="400" w:type="dxa"/>
@@ -7298,12 +6920,6 @@
         </w:tc>
       </w:tr>
       <w:tr>
-        <w:tblPrEx>
-          <w:tblCellMar>
-            <w:top w:w="0" w:type="dxa"/>
-            <w:bottom w:w="0" w:type="dxa"/>
-          </w:tblCellMar>
-        </w:tblPrEx>
         <w:tc>
           <w:tcPr>
             <w:tcW w:w="400" w:type="dxa"/>
@@ -7477,12 +7093,6 @@
         </w:tc>
       </w:tr>
       <w:tr>
-        <w:tblPrEx>
-          <w:tblCellMar>
-            <w:top w:w="0" w:type="dxa"/>
-            <w:bottom w:w="0" w:type="dxa"/>
-          </w:tblCellMar>
-        </w:tblPrEx>
         <w:tc>
           <w:tcPr>
             <w:tcW w:w="400" w:type="dxa"/>
@@ -7656,12 +7266,6 @@
         </w:tc>
       </w:tr>
       <w:tr>
-        <w:tblPrEx>
-          <w:tblCellMar>
-            <w:top w:w="0" w:type="dxa"/>
-            <w:bottom w:w="0" w:type="dxa"/>
-          </w:tblCellMar>
-        </w:tblPrEx>
         <w:tc>
           <w:tcPr>
             <w:tcW w:w="400" w:type="dxa"/>
@@ -7740,12 +7344,7 @@
           </w:tcPr>
           <w:p>
             <w:r>
-              <w:rPr>
-                <w:color w:val="444444"/>
-                <w:sz w:val="19"/>
-                <w:szCs w:val="19"/>
-              </w:rPr>
-              <w:t>SecureArabia</w:t>
+              <w:t>Jupiter CD</w:t>
             </w:r>
           </w:p>
         </w:tc>
@@ -7844,7 +7443,7 @@
       <w:pPr>
         <w:pStyle w:val="Heading1"/>
         <w:shd w:val="clear" w:color="auto" w:fill="1B3A6B"/>
-        <w:ind w:left="200" w:right="200"/>
+        <w:ind w:right="200"/>
       </w:pPr>
       <w:r>
         <w:lastRenderedPageBreak/>
@@ -7896,12 +7495,6 @@
         <w:gridCol w:w="3000"/>
       </w:tblGrid>
       <w:tr>
-        <w:tblPrEx>
-          <w:tblCellMar>
-            <w:top w:w="0" w:type="dxa"/>
-            <w:bottom w:w="0" w:type="dxa"/>
-          </w:tblCellMar>
-        </w:tblPrEx>
         <w:trPr>
           <w:tblHeader/>
         </w:trPr>
@@ -8027,12 +7620,6 @@
         </w:tc>
       </w:tr>
       <w:tr>
-        <w:tblPrEx>
-          <w:tblCellMar>
-            <w:top w:w="0" w:type="dxa"/>
-            <w:bottom w:w="0" w:type="dxa"/>
-          </w:tblCellMar>
-        </w:tblPrEx>
         <w:tc>
           <w:tcPr>
             <w:tcW w:w="3560" w:type="dxa"/>
@@ -8149,12 +7736,6 @@
         </w:tc>
       </w:tr>
       <w:tr>
-        <w:tblPrEx>
-          <w:tblCellMar>
-            <w:top w:w="0" w:type="dxa"/>
-            <w:bottom w:w="0" w:type="dxa"/>
-          </w:tblCellMar>
-        </w:tblPrEx>
         <w:tc>
           <w:tcPr>
             <w:tcW w:w="3560" w:type="dxa"/>
@@ -8271,12 +7852,6 @@
         </w:tc>
       </w:tr>
       <w:tr>
-        <w:tblPrEx>
-          <w:tblCellMar>
-            <w:top w:w="0" w:type="dxa"/>
-            <w:bottom w:w="0" w:type="dxa"/>
-          </w:tblCellMar>
-        </w:tblPrEx>
         <w:tc>
           <w:tcPr>
             <w:tcW w:w="3560" w:type="dxa"/>
@@ -8393,12 +7968,6 @@
         </w:tc>
       </w:tr>
       <w:tr>
-        <w:tblPrEx>
-          <w:tblCellMar>
-            <w:top w:w="0" w:type="dxa"/>
-            <w:bottom w:w="0" w:type="dxa"/>
-          </w:tblCellMar>
-        </w:tblPrEx>
         <w:tc>
           <w:tcPr>
             <w:tcW w:w="3560" w:type="dxa"/>
@@ -8515,12 +8084,6 @@
         </w:tc>
       </w:tr>
       <w:tr>
-        <w:tblPrEx>
-          <w:tblCellMar>
-            <w:top w:w="0" w:type="dxa"/>
-            <w:bottom w:w="0" w:type="dxa"/>
-          </w:tblCellMar>
-        </w:tblPrEx>
         <w:tc>
           <w:tcPr>
             <w:tcW w:w="3560" w:type="dxa"/>
@@ -8637,12 +8200,6 @@
         </w:tc>
       </w:tr>
       <w:tr>
-        <w:tblPrEx>
-          <w:tblCellMar>
-            <w:top w:w="0" w:type="dxa"/>
-            <w:bottom w:w="0" w:type="dxa"/>
-          </w:tblCellMar>
-        </w:tblPrEx>
         <w:tc>
           <w:tcPr>
             <w:tcW w:w="3560" w:type="dxa"/>
@@ -8759,12 +8316,6 @@
         </w:tc>
       </w:tr>
       <w:tr>
-        <w:tblPrEx>
-          <w:tblCellMar>
-            <w:top w:w="0" w:type="dxa"/>
-            <w:bottom w:w="0" w:type="dxa"/>
-          </w:tblCellMar>
-        </w:tblPrEx>
         <w:tc>
           <w:tcPr>
             <w:tcW w:w="3560" w:type="dxa"/>
@@ -8881,12 +8432,6 @@
         </w:tc>
       </w:tr>
       <w:tr>
-        <w:tblPrEx>
-          <w:tblCellMar>
-            <w:top w:w="0" w:type="dxa"/>
-            <w:bottom w:w="0" w:type="dxa"/>
-          </w:tblCellMar>
-        </w:tblPrEx>
         <w:tc>
           <w:tcPr>
             <w:tcW w:w="3560" w:type="dxa"/>
@@ -9003,12 +8548,6 @@
         </w:tc>
       </w:tr>
       <w:tr>
-        <w:tblPrEx>
-          <w:tblCellMar>
-            <w:top w:w="0" w:type="dxa"/>
-            <w:bottom w:w="0" w:type="dxa"/>
-          </w:tblCellMar>
-        </w:tblPrEx>
         <w:tc>
           <w:tcPr>
             <w:tcW w:w="3560" w:type="dxa"/>
@@ -9125,12 +8664,6 @@
         </w:tc>
       </w:tr>
       <w:tr>
-        <w:tblPrEx>
-          <w:tblCellMar>
-            <w:top w:w="0" w:type="dxa"/>
-            <w:bottom w:w="0" w:type="dxa"/>
-          </w:tblCellMar>
-        </w:tblPrEx>
         <w:tc>
           <w:tcPr>
             <w:tcW w:w="3560" w:type="dxa"/>
@@ -9247,12 +8780,6 @@
         </w:tc>
       </w:tr>
       <w:tr>
-        <w:tblPrEx>
-          <w:tblCellMar>
-            <w:top w:w="0" w:type="dxa"/>
-            <w:bottom w:w="0" w:type="dxa"/>
-          </w:tblCellMar>
-        </w:tblPrEx>
         <w:tc>
           <w:tcPr>
             <w:tcW w:w="3560" w:type="dxa"/>
@@ -9369,12 +8896,6 @@
         </w:tc>
       </w:tr>
       <w:tr>
-        <w:tblPrEx>
-          <w:tblCellMar>
-            <w:top w:w="0" w:type="dxa"/>
-            <w:bottom w:w="0" w:type="dxa"/>
-          </w:tblCellMar>
-        </w:tblPrEx>
         <w:tc>
           <w:tcPr>
             <w:tcW w:w="3560" w:type="dxa"/>
@@ -9491,12 +9012,6 @@
         </w:tc>
       </w:tr>
       <w:tr>
-        <w:tblPrEx>
-          <w:tblCellMar>
-            <w:top w:w="0" w:type="dxa"/>
-            <w:bottom w:w="0" w:type="dxa"/>
-          </w:tblCellMar>
-        </w:tblPrEx>
         <w:tc>
           <w:tcPr>
             <w:tcW w:w="3560" w:type="dxa"/>
@@ -9613,12 +9128,6 @@
         </w:tc>
       </w:tr>
       <w:tr>
-        <w:tblPrEx>
-          <w:tblCellMar>
-            <w:top w:w="0" w:type="dxa"/>
-            <w:bottom w:w="0" w:type="dxa"/>
-          </w:tblCellMar>
-        </w:tblPrEx>
         <w:tc>
           <w:tcPr>
             <w:tcW w:w="3560" w:type="dxa"/>
@@ -9735,12 +9244,6 @@
         </w:tc>
       </w:tr>
       <w:tr>
-        <w:tblPrEx>
-          <w:tblCellMar>
-            <w:top w:w="0" w:type="dxa"/>
-            <w:bottom w:w="0" w:type="dxa"/>
-          </w:tblCellMar>
-        </w:tblPrEx>
         <w:tc>
           <w:tcPr>
             <w:tcW w:w="3560" w:type="dxa"/>
@@ -9857,12 +9360,6 @@
         </w:tc>
       </w:tr>
       <w:tr>
-        <w:tblPrEx>
-          <w:tblCellMar>
-            <w:top w:w="0" w:type="dxa"/>
-            <w:bottom w:w="0" w:type="dxa"/>
-          </w:tblCellMar>
-        </w:tblPrEx>
         <w:tc>
           <w:tcPr>
             <w:tcW w:w="3560" w:type="dxa"/>
@@ -9979,12 +9476,6 @@
         </w:tc>
       </w:tr>
       <w:tr>
-        <w:tblPrEx>
-          <w:tblCellMar>
-            <w:top w:w="0" w:type="dxa"/>
-            <w:bottom w:w="0" w:type="dxa"/>
-          </w:tblCellMar>
-        </w:tblPrEx>
         <w:tc>
           <w:tcPr>
             <w:tcW w:w="3560" w:type="dxa"/>
@@ -10101,12 +9592,6 @@
         </w:tc>
       </w:tr>
       <w:tr>
-        <w:tblPrEx>
-          <w:tblCellMar>
-            <w:top w:w="0" w:type="dxa"/>
-            <w:bottom w:w="0" w:type="dxa"/>
-          </w:tblCellMar>
-        </w:tblPrEx>
         <w:tc>
           <w:tcPr>
             <w:tcW w:w="3560" w:type="dxa"/>
@@ -10223,12 +9708,6 @@
         </w:tc>
       </w:tr>
       <w:tr>
-        <w:tblPrEx>
-          <w:tblCellMar>
-            <w:top w:w="0" w:type="dxa"/>
-            <w:bottom w:w="0" w:type="dxa"/>
-          </w:tblCellMar>
-        </w:tblPrEx>
         <w:tc>
           <w:tcPr>
             <w:tcW w:w="3560" w:type="dxa"/>
@@ -10345,12 +9824,6 @@
         </w:tc>
       </w:tr>
       <w:tr>
-        <w:tblPrEx>
-          <w:tblCellMar>
-            <w:top w:w="0" w:type="dxa"/>
-            <w:bottom w:w="0" w:type="dxa"/>
-          </w:tblCellMar>
-        </w:tblPrEx>
         <w:tc>
           <w:tcPr>
             <w:tcW w:w="3560" w:type="dxa"/>
@@ -10515,7 +9988,19 @@
         <w:rPr>
           <w:color w:val="444444"/>
         </w:rPr>
-        <w:t>. and may not be reproduced or distributed to any third party without written consent from SecureArabia Cybersecurity Consulting. The findings and recommendations are based on information available at the time of the audit and represent a point-in-time assessment.</w:t>
+        <w:t xml:space="preserve">. and may not be reproduced or distributed to any third party without written consent from </w:t>
+      </w:r>
+      <w:r>
+        <w:rPr>
+          <w:color w:val="444444"/>
+        </w:rPr>
+        <w:t>Jupiter Cyber Defence</w:t>
+      </w:r>
+      <w:r>
+        <w:rPr>
+          <w:color w:val="444444"/>
+        </w:rPr>
+        <w:t>. The findings and recommendations are based on information available at the time of the audit and represent a point-in-time assessment.</w:t>
       </w:r>
     </w:p>
     <w:p>
@@ -10552,7 +10037,13 @@
         <w:rPr>
           <w:color w:val="444444"/>
         </w:rPr>
-        <w:t>Email: audits@securearabia.com</w:t>
+        <w:t xml:space="preserve">Email: </w:t>
+      </w:r>
+      <w:r>
+        <w:rPr>
+          <w:color w:val="444444"/>
+        </w:rPr>
+        <w:t>info@jupitercyberdefence.com</w:t>
       </w:r>
     </w:p>
     <w:p>
@@ -10568,7 +10059,13 @@
         <w:rPr>
           <w:color w:val="444444"/>
         </w:rPr>
-        <w:t>Phone: +966 11 XXX XXXX</w:t>
+        <w:t>Phone: +</w:t>
+      </w:r>
+      <w:r>
+        <w:rPr>
+          <w:color w:val="444444"/>
+        </w:rPr>
+        <w:t>46 767617752</w:t>
       </w:r>
     </w:p>
     <w:p>
@@ -10584,7 +10081,13 @@
         <w:rPr>
           <w:color w:val="444444"/>
         </w:rPr>
-        <w:t>Website: www.securearabia.com</w:t>
+        <w:t xml:space="preserve">Website: </w:t>
+      </w:r>
+      <w:r>
+        <w:rPr>
+          <w:color w:val="444444"/>
+        </w:rPr>
+        <w:t>jupitercyberdefence.com</w:t>
       </w:r>
     </w:p>
     <w:sectPr>
@@ -10896,7 +10399,15 @@
         <w:sz w:val="16"/>
         <w:szCs w:val="16"/>
       </w:rPr>
-      <w:t>2026 SecureArabia Cybersecurity Consulting</w:t>
+      <w:t>2026</w:t>
+    </w:r>
+    <w:r>
+      <w:rPr>
+        <w:color w:val="CCCCCC"/>
+        <w:sz w:val="16"/>
+        <w:szCs w:val="16"/>
+      </w:rPr>
+      <w:t xml:space="preserve"> Jupiter Cyber Defence</w:t>
     </w:r>
     <w:r>
       <w:rPr>
